--- a/doctorado/04-docx/Indice-Documentos-Acreditativos.docx
+++ b/doctorado/04-docx/Indice-Documentos-Acreditativos.docx
@@ -767,7 +767,7 @@
                 <w:color w:val="1C1E2E"/>
                 <w:sz w:val="19"/>
               </w:rPr>
-              <w:t xml:space="preserve">Título de Licenciatura en Educación, mención Inglés (ULA) · </w:t>
+              <w:t xml:space="preserve">Título de Licenciatura (ULA) + acta de grado con la distinción </w:t>
             </w:r>
             <w:r>
               <w:rPr>
@@ -777,7 +777,27 @@
                 <w:color w:val="1C1E2E"/>
                 <w:sz w:val="19"/>
               </w:rPr>
-              <w:t>Undergraduate degree certificate</w:t>
+              <w:t>Summa Cum Laude</w:t>
+            </w:r>
+            <w:r>
+              <w:rPr>
+                <w:rFonts w:ascii="Inter" w:hAnsi="Inter" w:cs="Inter"/>
+                <w:b w:val="0"/>
+                <w:i w:val="0"/>
+                <w:color w:val="1C1E2E"/>
+                <w:sz w:val="19"/>
+              </w:rPr>
+              <w:t xml:space="preserve"> · </w:t>
+            </w:r>
+            <w:r>
+              <w:rPr>
+                <w:rFonts w:ascii="Inter" w:hAnsi="Inter" w:cs="Inter"/>
+                <w:b w:val="0"/>
+                <w:i/>
+                <w:color w:val="1C1E2E"/>
+                <w:sz w:val="19"/>
+              </w:rPr>
+              <w:t>Undergraduate degree + graduation record</w:t>
             </w:r>
           </w:p>
         </w:tc>
@@ -863,7 +883,47 @@
                 <w:color w:val="1C1E2E"/>
                 <w:sz w:val="19"/>
               </w:rPr>
-              <w:t xml:space="preserve">Equivalencia / declaración de equivalencia de nivel académico · </w:t>
+              <w:t xml:space="preserve">⭐ </w:t>
+            </w:r>
+            <w:r>
+              <w:rPr>
+                <w:rFonts w:ascii="Inter" w:hAnsi="Inter" w:cs="Inter"/>
+                <w:b/>
+                <w:i w:val="0"/>
+                <w:color w:val="1C1E2E"/>
+                <w:sz w:val="19"/>
+              </w:rPr>
+              <w:t>Declaración de equivalencia de la nota media</w:t>
+            </w:r>
+            <w:r>
+              <w:rPr>
+                <w:rFonts w:ascii="Inter" w:hAnsi="Inter" w:cs="Inter"/>
+                <w:b w:val="0"/>
+                <w:i w:val="0"/>
+                <w:color w:val="1C1E2E"/>
+                <w:sz w:val="19"/>
+              </w:rPr>
+              <w:t xml:space="preserve"> — Secretaría General de Universidades · </w:t>
+            </w:r>
+            <w:r>
+              <w:rPr>
+                <w:rFonts w:ascii="Inter" w:hAnsi="Inter" w:cs="Inter"/>
+                <w:b/>
+                <w:i w:val="0"/>
+                <w:color w:val="1C1E2E"/>
+                <w:sz w:val="19"/>
+              </w:rPr>
+              <w:t>9,07/10</w:t>
+            </w:r>
+            <w:r>
+              <w:rPr>
+                <w:rFonts w:ascii="Inter" w:hAnsi="Inter" w:cs="Inter"/>
+                <w:b w:val="0"/>
+                <w:i w:val="0"/>
+                <w:color w:val="1C1E2E"/>
+                <w:sz w:val="19"/>
+              </w:rPr>
+              <w:t xml:space="preserve"> · CSV ⟨CSV en la copia entregada a la comisión⟩ · </w:t>
             </w:r>
             <w:r>
               <w:rPr>
@@ -873,7 +933,7 @@
                 <w:color w:val="1C1E2E"/>
                 <w:sz w:val="19"/>
               </w:rPr>
-              <w:t>Official academic-level equivalence</w:t>
+              <w:t>Grade-average equivalence declaration</w:t>
             </w:r>
           </w:p>
         </w:tc>
@@ -894,7 +954,17 @@
                 <w:color w:val="1C1E2E"/>
                 <w:sz w:val="19"/>
               </w:rPr>
-              <w:t>A.2</w:t>
+              <w:t xml:space="preserve">A.2 · </w:t>
+            </w:r>
+            <w:r>
+              <w:rPr>
+                <w:rFonts w:ascii="Inter" w:hAnsi="Inter" w:cs="Inter"/>
+                <w:b/>
+                <w:i w:val="0"/>
+                <w:color w:val="1C1E2E"/>
+                <w:sz w:val="19"/>
+              </w:rPr>
+              <w:t>70 %</w:t>
             </w:r>
           </w:p>
         </w:tc>
@@ -915,7 +985,7 @@
                 <w:color w:val="1C1E2E"/>
                 <w:sz w:val="19"/>
               </w:rPr>
-              <w:t>☐</w:t>
+              <w:t>☑</w:t>
             </w:r>
           </w:p>
         </w:tc>
@@ -1097,7 +1167,7 @@
                 <w:color w:val="1C1E2E"/>
                 <w:sz w:val="19"/>
               </w:rPr>
-              <w:t xml:space="preserve">Resolución o diploma del </w:t>
+              <w:t xml:space="preserve">⭐ </w:t>
             </w:r>
             <w:r>
               <w:rPr>
@@ -1107,7 +1177,7 @@
                 <w:color w:val="1C1E2E"/>
                 <w:sz w:val="19"/>
               </w:rPr>
-              <w:t>Premio Extraordinario Fin de Carrera</w:t>
+              <w:t>Constancia de Rango Académico</w:t>
             </w:r>
             <w:r>
               <w:rPr>
@@ -1117,7 +1187,47 @@
                 <w:color w:val="1C1E2E"/>
                 <w:sz w:val="19"/>
               </w:rPr>
-              <w:t xml:space="preserve"> (ULA, 2004)</w:t>
+              <w:t xml:space="preserve"> — </w:t>
+            </w:r>
+            <w:r>
+              <w:rPr>
+                <w:rFonts w:ascii="Inter" w:hAnsi="Inter" w:cs="Inter"/>
+                <w:b/>
+                <w:i w:val="0"/>
+                <w:color w:val="1C1E2E"/>
+                <w:sz w:val="19"/>
+              </w:rPr>
+              <w:t>1.º de 56 graduandos</w:t>
+            </w:r>
+            <w:r>
+              <w:rPr>
+                <w:rFonts w:ascii="Inter" w:hAnsi="Inter" w:cs="Inter"/>
+                <w:b w:val="0"/>
+                <w:i w:val="0"/>
+                <w:color w:val="1C1E2E"/>
+                <w:sz w:val="19"/>
+              </w:rPr>
+              <w:t xml:space="preserve">, 18,97 vs 15,77 · certificación rectoral n.º ⟨n.º en la copia entregada a la comisión⟩ · </w:t>
+            </w:r>
+            <w:r>
+              <w:rPr>
+                <w:rFonts w:ascii="Inter" w:hAnsi="Inter" w:cs="Inter"/>
+                <w:b/>
+                <w:i w:val="0"/>
+                <w:color w:val="1C1E2E"/>
+                <w:sz w:val="19"/>
+              </w:rPr>
+              <w:t>Apostilla de La Haya ⟨n.º en la copia entregada a la comisión⟩</w:t>
+            </w:r>
+            <w:r>
+              <w:rPr>
+                <w:rFonts w:ascii="Inter" w:hAnsi="Inter" w:cs="Inter"/>
+                <w:b w:val="0"/>
+                <w:i w:val="0"/>
+                <w:color w:val="1C1E2E"/>
+                <w:sz w:val="19"/>
+              </w:rPr>
+              <w:t xml:space="preserve"> (código ⟨código en la copia entregada a la comisión⟩)</w:t>
             </w:r>
           </w:p>
         </w:tc>
@@ -1159,7 +1269,7 @@
                 <w:color w:val="1C1E2E"/>
                 <w:sz w:val="19"/>
               </w:rPr>
-              <w:t>☐</w:t>
+              <w:t>☑</w:t>
             </w:r>
           </w:p>
         </w:tc>
@@ -1203,7 +1313,7 @@
                 <w:color w:val="1C1E2E"/>
                 <w:sz w:val="19"/>
               </w:rPr>
-              <w:t xml:space="preserve">Certificación de </w:t>
+              <w:t xml:space="preserve">⭐ </w:t>
             </w:r>
             <w:r>
               <w:rPr>
@@ -1213,7 +1323,7 @@
                 <w:color w:val="1C1E2E"/>
                 <w:sz w:val="19"/>
               </w:rPr>
-              <w:t>primer rango de promoción</w:t>
+              <w:t>Diploma de Honor</w:t>
             </w:r>
             <w:r>
               <w:rPr>
@@ -1223,17 +1333,27 @@
                 <w:color w:val="1C1E2E"/>
                 <w:sz w:val="19"/>
               </w:rPr>
-              <w:t xml:space="preserve"> y distinción </w:t>
+              <w:t xml:space="preserve"> del Trabajo Especial de Grado — </w:t>
+            </w:r>
+            <w:r>
+              <w:rPr>
+                <w:rFonts w:ascii="Inter" w:hAnsi="Inter" w:cs="Inter"/>
+                <w:b/>
+                <w:i w:val="0"/>
+                <w:color w:val="1C1E2E"/>
+                <w:sz w:val="19"/>
+              </w:rPr>
+              <w:t>20/20 Sobresaliente</w:t>
             </w:r>
             <w:r>
               <w:rPr>
                 <w:rFonts w:ascii="Inter" w:hAnsi="Inter" w:cs="Inter"/>
                 <w:b w:val="0"/>
-                <w:i/>
+                <w:i w:val="0"/>
                 <w:color w:val="1C1E2E"/>
                 <w:sz w:val="19"/>
               </w:rPr>
-              <w:t>Summa Cum Laude</w:t>
+              <w:t>, Rector de la ULA, 15 nov. 2004</w:t>
             </w:r>
           </w:p>
         </w:tc>
@@ -1254,7 +1374,7 @@
                 <w:color w:val="1C1E2E"/>
                 <w:sz w:val="19"/>
               </w:rPr>
-              <w:t>B.1 · 5 %</w:t>
+              <w:t>B.1 · §5</w:t>
             </w:r>
           </w:p>
         </w:tc>
@@ -1275,7 +1395,7 @@
                 <w:color w:val="1C1E2E"/>
                 <w:sz w:val="19"/>
               </w:rPr>
-              <w:t>☐</w:t>
+              <w:t>☑</w:t>
             </w:r>
           </w:p>
         </w:tc>
@@ -1319,27 +1439,7 @@
                 <w:color w:val="1C1E2E"/>
                 <w:sz w:val="19"/>
               </w:rPr>
-              <w:t xml:space="preserve">Resolución del </w:t>
-            </w:r>
-            <w:r>
-              <w:rPr>
-                <w:rFonts w:ascii="Inter" w:hAnsi="Inter" w:cs="Inter"/>
-                <w:b/>
-                <w:i w:val="0"/>
-                <w:color w:val="1C1E2E"/>
-                <w:sz w:val="19"/>
-              </w:rPr>
-              <w:t>Premio Extraordinario de Máster</w:t>
-            </w:r>
-            <w:r>
-              <w:rPr>
-                <w:rFonts w:ascii="Inter" w:hAnsi="Inter" w:cs="Inter"/>
-                <w:b w:val="0"/>
-                <w:i w:val="0"/>
-                <w:color w:val="1C1E2E"/>
-                <w:sz w:val="19"/>
-              </w:rPr>
-              <w:t xml:space="preserve"> </w:t>
+              <w:t xml:space="preserve">Resolución del Premio Extraordinario de Máster — </w:t>
             </w:r>
             <w:r>
               <w:rPr>
@@ -1349,7 +1449,7 @@
                 <w:color w:val="1C1E2E"/>
                 <w:sz w:val="19"/>
               </w:rPr>
-              <w:t>(solo si está resuelto — verificar en Secretaría)</w:t>
+              <w:t>hoy no procede; el premio es el de grado</w:t>
             </w:r>
           </w:p>
         </w:tc>
@@ -1370,7 +1470,7 @@
                 <w:color w:val="1C1E2E"/>
                 <w:sz w:val="19"/>
               </w:rPr>
-              <w:t>B.2 · 5 %</w:t>
+              <w:t>B.2</w:t>
             </w:r>
           </w:p>
         </w:tc>
@@ -1391,7 +1491,7 @@
                 <w:color w:val="1C1E2E"/>
                 <w:sz w:val="19"/>
               </w:rPr>
-              <w:t>☐</w:t>
+              <w:t>➖</w:t>
             </w:r>
           </w:p>
         </w:tc>
@@ -2207,7 +2307,7 @@
                 <w:color w:val="1C1E2E"/>
                 <w:sz w:val="19"/>
               </w:rPr>
-              <w:t xml:space="preserve">Certificados de servicio docente — UDO (2005–2015), </w:t>
+              <w:t xml:space="preserve">Certificados de servicio docente — UDO Núcleo Nueva Esparta (2005–2015), </w:t>
             </w:r>
             <w:r>
               <w:rPr>
@@ -2633,17 +2733,17 @@
                 <w:color w:val="1C1E2E"/>
                 <w:sz w:val="19"/>
               </w:rPr>
-              <w:t xml:space="preserve">Publicación en </w:t>
+              <w:t xml:space="preserve">⭐ </w:t>
             </w:r>
             <w:r>
               <w:rPr>
                 <w:rFonts w:ascii="Inter" w:hAnsi="Inter" w:cs="Inter"/>
-                <w:b w:val="0"/>
-                <w:i/>
+                <w:b/>
+                <w:i w:val="0"/>
                 <w:color w:val="1C1E2E"/>
                 <w:sz w:val="19"/>
               </w:rPr>
-              <w:t>Kaleidoscopio</w:t>
+              <w:t>Kaleidoscopio 2(3), 51–56 (2005)</w:t>
             </w:r>
             <w:r>
               <w:rPr>
@@ -2653,17 +2753,7 @@
                 <w:color w:val="1C1E2E"/>
                 <w:sz w:val="19"/>
               </w:rPr>
-              <w:t xml:space="preserve"> (ISSN 1690-6054, indexada en CLASE–UNAM) — </w:t>
-            </w:r>
-            <w:r>
-              <w:rPr>
-                <w:rFonts w:ascii="Inter" w:hAnsi="Inter" w:cs="Inter"/>
-                <w:b/>
-                <w:i w:val="0"/>
-                <w:color w:val="1C1E2E"/>
-                <w:sz w:val="19"/>
-              </w:rPr>
-              <w:t>primera y última página</w:t>
+              <w:t xml:space="preserve"> — primera y última página + carta de aceptación tras arbitraje (UNEG, 09-03-2005). ISSN 1690-6054, indexada en CLASE–UNAM</w:t>
             </w:r>
           </w:p>
         </w:tc>
@@ -2705,7 +2795,113 @@
                 <w:color w:val="1C1E2E"/>
                 <w:sz w:val="19"/>
               </w:rPr>
-              <w:t>☐</w:t>
+              <w:t>☑</w:t>
+            </w:r>
+          </w:p>
+        </w:tc>
+      </w:tr>
+      <w:tr>
+        <w:tc>
+          <w:tcPr>
+            <w:tcW w:type="dxa" w:w="2412"/>
+          </w:tcPr>
+          <w:p>
+            <w:pPr>
+              <w:spacing w:after="40"/>
+            </w:pPr>
+            <w:r/>
+            <w:r>
+              <w:rPr>
+                <w:rFonts w:ascii="Inter" w:hAnsi="Inter" w:cs="Inter"/>
+                <w:b/>
+                <w:i w:val="0"/>
+                <w:color w:val="1C1E2E"/>
+                <w:sz w:val="19"/>
+              </w:rPr>
+              <w:t>DOC-24</w:t>
+            </w:r>
+          </w:p>
+        </w:tc>
+        <w:tc>
+          <w:tcPr>
+            <w:tcW w:type="dxa" w:w="2412"/>
+          </w:tcPr>
+          <w:p>
+            <w:pPr>
+              <w:spacing w:after="40"/>
+            </w:pPr>
+            <w:r/>
+            <w:r>
+              <w:rPr>
+                <w:rFonts w:ascii="Inter" w:hAnsi="Inter" w:cs="Inter"/>
+                <w:b w:val="0"/>
+                <w:i w:val="0"/>
+                <w:color w:val="1C1E2E"/>
+                <w:sz w:val="19"/>
+              </w:rPr>
+              <w:t xml:space="preserve">⭐ </w:t>
+            </w:r>
+            <w:r>
+              <w:rPr>
+                <w:rFonts w:ascii="Inter" w:hAnsi="Inter" w:cs="Inter"/>
+                <w:b/>
+                <w:i w:val="0"/>
+                <w:color w:val="1C1E2E"/>
+                <w:sz w:val="19"/>
+              </w:rPr>
+              <w:t>II Congreso Internacional de Educación Superior</w:t>
+            </w:r>
+            <w:r>
+              <w:rPr>
+                <w:rFonts w:ascii="Inter" w:hAnsi="Inter" w:cs="Inter"/>
+                <w:b w:val="0"/>
+                <w:i w:val="0"/>
+                <w:color w:val="1C1E2E"/>
+                <w:sz w:val="19"/>
+              </w:rPr>
+              <w:t xml:space="preserve"> (Cumaná, 31 jul.–2 ago. 2008) — carta de aceptación de la ponencia, ref. CIES/P 048</w:t>
+            </w:r>
+          </w:p>
+        </w:tc>
+        <w:tc>
+          <w:tcPr>
+            <w:tcW w:type="dxa" w:w="2412"/>
+          </w:tcPr>
+          <w:p>
+            <w:pPr>
+              <w:spacing w:after="40"/>
+            </w:pPr>
+            <w:r/>
+            <w:r>
+              <w:rPr>
+                <w:rFonts w:ascii="Inter" w:hAnsi="Inter" w:cs="Inter"/>
+                <w:b w:val="0"/>
+                <w:i w:val="0"/>
+                <w:color w:val="1C1E2E"/>
+                <w:sz w:val="19"/>
+              </w:rPr>
+              <w:t>§5</w:t>
+            </w:r>
+          </w:p>
+        </w:tc>
+        <w:tc>
+          <w:tcPr>
+            <w:tcW w:type="dxa" w:w="2412"/>
+          </w:tcPr>
+          <w:p>
+            <w:pPr>
+              <w:spacing w:after="40"/>
+            </w:pPr>
+            <w:r/>
+            <w:r>
+              <w:rPr>
+                <w:rFonts w:ascii="Inter" w:hAnsi="Inter" w:cs="Inter"/>
+                <w:b w:val="0"/>
+                <w:i w:val="0"/>
+                <w:color w:val="1C1E2E"/>
+                <w:sz w:val="19"/>
+              </w:rPr>
+              <w:t>☑</w:t>
             </w:r>
           </w:p>
         </w:tc>
@@ -3109,6 +3305,75 @@
     <w:p>
       <w:pPr>
         <w:pBdr>
+          <w:left w:val="single" w:sz="18" w:space="8" w:color="9A5B00"/>
+        </w:pBdr>
+        <w:spacing w:before="120" w:after="200"/>
+        <w:ind w:left="317"/>
+      </w:pPr>
+      <w:r>
+        <w:rPr>
+          <w:rFonts w:ascii="Inter" w:hAnsi="Inter" w:cs="Inter"/>
+          <w:b w:val="0"/>
+          <w:i w:val="0"/>
+          <w:color w:val="5B5F77"/>
+          <w:sz w:val="21"/>
+        </w:rPr>
+        <w:t xml:space="preserve">⭐ = documento </w:t>
+      </w:r>
+      <w:r>
+        <w:rPr>
+          <w:rFonts w:ascii="Inter" w:hAnsi="Inter" w:cs="Inter"/>
+          <w:b/>
+          <w:i w:val="0"/>
+          <w:color w:val="5B5F77"/>
+          <w:sz w:val="21"/>
+        </w:rPr>
+        <w:t>ya en mano y verificado</w:t>
+      </w:r>
+      <w:r>
+        <w:rPr>
+          <w:rFonts w:ascii="Inter" w:hAnsi="Inter" w:cs="Inter"/>
+          <w:b w:val="0"/>
+          <w:i w:val="0"/>
+          <w:color w:val="5B5F77"/>
+          <w:sz w:val="21"/>
+        </w:rPr>
+        <w:t xml:space="preserve">. Colócalos al principio de su bloque: son los que sostienen el 70 % y el mérito B.1. </w:t>
+      </w:r>
+      <w:r>
+        <w:rPr>
+          <w:rFonts w:ascii="Inter" w:hAnsi="Inter" w:cs="Inter"/>
+          <w:b w:val="0"/>
+          <w:i/>
+          <w:color w:val="5B5F77"/>
+          <w:sz w:val="21"/>
+        </w:rPr>
+        <w:t xml:space="preserve">⭐ = document </w:t>
+      </w:r>
+      <w:r>
+        <w:rPr>
+          <w:rFonts w:ascii="Inter" w:hAnsi="Inter" w:cs="Inter"/>
+          <w:b w:val="0"/>
+          <w:i/>
+          <w:color w:val="5B5F77"/>
+          <w:sz w:val="21"/>
+        </w:rPr>
+        <w:t>already in hand and verified</w:t>
+      </w:r>
+      <w:r>
+        <w:rPr>
+          <w:rFonts w:ascii="Inter" w:hAnsi="Inter" w:cs="Inter"/>
+          <w:b w:val="0"/>
+          <w:i/>
+          <w:color w:val="5B5F77"/>
+          <w:sz w:val="21"/>
+        </w:rPr>
+        <w:t>. Place these first within their block — they carry the 70% and merit B.1.</w:t>
+      </w:r>
+    </w:p>
+    <w:p>
+      <w:pPr>
+        <w:pBdr>
           <w:bottom w:val="single" w:sz="6" w:space="1" w:color="E6E8F2"/>
         </w:pBdr>
       </w:pPr>
@@ -3125,7 +3390,7 @@
           <w:color w:val="22307C"/>
           <w:sz w:val="32"/>
         </w:rPr>
-        <w:t xml:space="preserve">Tres verificaciones antes de escanear · </w:t>
+        <w:t xml:space="preserve">Antes de escanear · </w:t>
       </w:r>
       <w:r>
         <w:rPr>
@@ -3135,7 +3400,39 @@
           <w:color w:val="22307C"/>
           <w:sz w:val="32"/>
         </w:rPr>
-        <w:t>Three checks before scanning</w:t>
+        <w:t>Before scanning</w:t>
+      </w:r>
+    </w:p>
+    <w:p>
+      <w:r>
+        <w:rPr>
+          <w:rFonts w:ascii="Inter" w:hAnsi="Inter" w:cs="Inter"/>
+          <w:b/>
+          <w:i w:val="0"/>
+          <w:color w:val="1C1E2E"/>
+          <w:sz w:val="22"/>
+        </w:rPr>
+        <w:t>Ya resuelto con los documentos en mano</w:t>
+      </w:r>
+      <w:r>
+        <w:rPr>
+          <w:rFonts w:ascii="Inter" w:hAnsi="Inter" w:cs="Inter"/>
+          <w:b w:val="0"/>
+          <w:i w:val="0"/>
+          <w:color w:val="1C1E2E"/>
+          <w:sz w:val="22"/>
+        </w:rPr>
+        <w:t xml:space="preserve"> — </w:t>
+      </w:r>
+      <w:r>
+        <w:rPr>
+          <w:rFonts w:ascii="Inter" w:hAnsi="Inter" w:cs="Inter"/>
+          <w:b w:val="0"/>
+          <w:i/>
+          <w:color w:val="1C1E2E"/>
+          <w:sz w:val="22"/>
+        </w:rPr>
+        <w:t>already resolved:</w:t>
       </w:r>
     </w:p>
     <w:p>
@@ -3152,7 +3449,7 @@
           <w:color w:val="1C1E2E"/>
           <w:sz w:val="22"/>
         </w:rPr>
-        <w:t>Nota media de la licenciatura en escala 0–10</w:t>
+        <w:t>Nota media de la licenciatura: 9,07/10</w:t>
       </w:r>
       <w:r>
         <w:rPr>
@@ -3162,19 +3459,7 @@
           <w:color w:val="1C1E2E"/>
           <w:sz w:val="22"/>
         </w:rPr>
-        <w:t xml:space="preserve"> según la equivalencia oficial → es el dato que la comisión introduce en el 70 %.</w:t>
-      </w:r>
-    </w:p>
-    <w:p>
-      <w:r>
-        <w:rPr>
-          <w:rFonts w:ascii="Inter" w:hAnsi="Inter" w:cs="Inter"/>
-          <w:b w:val="0"/>
-          <w:i/>
-          <w:color w:val="1C1E2E"/>
-          <w:sz w:val="22"/>
-        </w:rPr>
-        <w:t>Undergraduate GPA on the Spanish 0–10 scale, as stated in the official equivalence.</w:t>
+        <w:t>, certificada por la Administración española (DOC-05). Es el número que entra en el 70 %; no hay que estimarlo.</w:t>
       </w:r>
     </w:p>
     <w:p>
@@ -3191,7 +3476,7 @@
           <w:color w:val="1C1E2E"/>
           <w:sz w:val="22"/>
         </w:rPr>
-        <w:t>Estado del Premio Extraordinario de Máster</w:t>
+        <w:t>Premio extraordinario de grado: 1.º de 56 graduandos</w:t>
       </w:r>
       <w:r>
         <w:rPr>
@@ -3201,7 +3486,83 @@
           <w:color w:val="1C1E2E"/>
           <w:sz w:val="22"/>
         </w:rPr>
-        <w:t xml:space="preserve"> en Secretaría → si no está resuelto, </w:t>
+        <w:t xml:space="preserve"> (DOC-06), con certificación rectoral y apostilla de La Haya.</w:t>
+      </w:r>
+    </w:p>
+    <w:p>
+      <w:pPr>
+        <w:pStyle w:val="ListNumber"/>
+        <w:spacing w:after="60"/>
+        <w:ind w:left="403"/>
+      </w:pPr>
+      <w:r>
+        <w:rPr>
+          <w:rFonts w:ascii="Inter" w:hAnsi="Inter" w:cs="Inter"/>
+          <w:b/>
+          <w:i w:val="0"/>
+          <w:color w:val="1C1E2E"/>
+          <w:sz w:val="22"/>
+        </w:rPr>
+        <w:t>Premio extraordinario de máster: no procede</w:t>
+      </w:r>
+      <w:r>
+        <w:rPr>
+          <w:rFonts w:ascii="Inter" w:hAnsi="Inter" w:cs="Inter"/>
+          <w:b w:val="0"/>
+          <w:i w:val="0"/>
+          <w:color w:val="1C1E2E"/>
+          <w:sz w:val="22"/>
+        </w:rPr>
+        <w:t xml:space="preserve"> — el premio es el de grado. Se declaran las 2 Matrículas de Honor como distinción del máster.</w:t>
+      </w:r>
+    </w:p>
+    <w:p>
+      <w:r>
+        <w:rPr>
+          <w:rFonts w:ascii="Inter" w:hAnsi="Inter" w:cs="Inter"/>
+          <w:b/>
+          <w:i w:val="0"/>
+          <w:color w:val="1C1E2E"/>
+          <w:sz w:val="22"/>
+        </w:rPr>
+        <w:t>Pendiente</w:t>
+      </w:r>
+      <w:r>
+        <w:rPr>
+          <w:rFonts w:ascii="Inter" w:hAnsi="Inter" w:cs="Inter"/>
+          <w:b w:val="0"/>
+          <w:i w:val="0"/>
+          <w:color w:val="1C1E2E"/>
+          <w:sz w:val="22"/>
+        </w:rPr>
+        <w:t xml:space="preserve"> — </w:t>
+      </w:r>
+      <w:r>
+        <w:rPr>
+          <w:rFonts w:ascii="Inter" w:hAnsi="Inter" w:cs="Inter"/>
+          <w:b w:val="0"/>
+          <w:i/>
+          <w:color w:val="1C1E2E"/>
+          <w:sz w:val="22"/>
+        </w:rPr>
+        <w:t>outstanding:</w:t>
+      </w:r>
+    </w:p>
+    <w:p>
+      <w:pPr>
+        <w:pStyle w:val="ListNumber"/>
+        <w:spacing w:after="60"/>
+        <w:ind w:left="403"/>
+      </w:pPr>
+      <w:r>
+        <w:rPr>
+          <w:rFonts w:ascii="Inter" w:hAnsi="Inter" w:cs="Inter"/>
+          <w:b w:val="0"/>
+          <w:i w:val="0"/>
+          <w:color w:val="1C1E2E"/>
+          <w:sz w:val="22"/>
+        </w:rPr>
+        <w:t xml:space="preserve">🔴 </w:t>
       </w:r>
       <w:r>
         <w:rPr>
@@ -3211,7 +3572,7 @@
           <w:color w:val="1C1E2E"/>
           <w:sz w:val="22"/>
         </w:rPr>
-        <w:t>no lo declares como premio</w:t>
+        <w:t>Comprobación de nivel del título extranjero</w:t>
       </w:r>
       <w:r>
         <w:rPr>
@@ -3221,7 +3582,27 @@
           <w:color w:val="1C1E2E"/>
           <w:sz w:val="22"/>
         </w:rPr>
-        <w:t>; declara las 2 Matrículas de Honor.</w:t>
+        <w:t xml:space="preserve"> ante la Escuela de Doctorado de la UPV (art. 6 RD 99/2011). La declaración de equivalencia dice «Título homologado/equivalente: NO»: acredita la nota media, no el nivel del título. Es requisito de </w:t>
+      </w:r>
+      <w:r>
+        <w:rPr>
+          <w:rFonts w:ascii="Inter" w:hAnsi="Inter" w:cs="Inter"/>
+          <w:b/>
+          <w:i w:val="0"/>
+          <w:color w:val="1C1E2E"/>
+          <w:sz w:val="22"/>
+        </w:rPr>
+        <w:t>admisibilidad</w:t>
+      </w:r>
+      <w:r>
+        <w:rPr>
+          <w:rFonts w:ascii="Inter" w:hAnsi="Inter" w:cs="Inter"/>
+          <w:b w:val="0"/>
+          <w:i w:val="0"/>
+          <w:color w:val="1C1E2E"/>
+          <w:sz w:val="22"/>
+        </w:rPr>
+        <w:t xml:space="preserve"> y tarda — iniciarlo antes que nada.</w:t>
       </w:r>
     </w:p>
     <w:p>
@@ -3233,7 +3614,7 @@
           <w:color w:val="1C1E2E"/>
           <w:sz w:val="22"/>
         </w:rPr>
-        <w:t>Status of the Extraordinary Master's Award — if unresolved, declare the 2 Matrículas de Honor instead.</w:t>
+        <w:t>Level verification of the foreign degree with UPV's Doctoral School — an admissibility requirement, not a scoring one. Start it first.</w:t>
       </w:r>
     </w:p>
     <w:p>
@@ -3260,7 +3641,7 @@
           <w:color w:val="1C1E2E"/>
           <w:sz w:val="22"/>
         </w:rPr>
-        <w:t xml:space="preserve"> en el apartado de idiomas → preguntar a la comisión si computa, dado que las titulaciones previas son de inglés.</w:t>
+        <w:t xml:space="preserve"> en el apartado de idiomas — preguntar a la comisión, dado que las titulaciones previas son de inglés.</w:t>
       </w:r>
     </w:p>
     <w:p>
@@ -3272,7 +3653,46 @@
           <w:color w:val="1C1E2E"/>
           <w:sz w:val="22"/>
         </w:rPr>
-        <w:t>Eligibility of English in the languages item — ask the committee, since the previous degrees are English degrees.</w:t>
+        <w:t>Eligibility of English in the languages item — ask the committee.</w:t>
+      </w:r>
+    </w:p>
+    <w:p>
+      <w:pPr>
+        <w:pStyle w:val="ListNumber"/>
+        <w:spacing w:after="60"/>
+        <w:ind w:left="403"/>
+      </w:pPr>
+      <w:r>
+        <w:rPr>
+          <w:rFonts w:ascii="Inter" w:hAnsi="Inter" w:cs="Inter"/>
+          <w:b/>
+          <w:i w:val="0"/>
+          <w:color w:val="1C1E2E"/>
+          <w:sz w:val="22"/>
+        </w:rPr>
+        <w:t>Resoluciones de las dos becas</w:t>
+      </w:r>
+      <w:r>
+        <w:rPr>
+          <w:rFonts w:ascii="Inter" w:hAnsi="Inter" w:cs="Inter"/>
+          <w:b w:val="0"/>
+          <w:i w:val="0"/>
+          <w:color w:val="1C1E2E"/>
+          <w:sz w:val="22"/>
+        </w:rPr>
+        <w:t xml:space="preserve"> (excelencia académica ULA y beca del Ministerio) con su curso académico y denominación oficial.</w:t>
+      </w:r>
+    </w:p>
+    <w:p>
+      <w:r>
+        <w:rPr>
+          <w:rFonts w:ascii="Inter" w:hAnsi="Inter" w:cs="Inter"/>
+          <w:b w:val="0"/>
+          <w:i/>
+          <w:color w:val="1C1E2E"/>
+          <w:sz w:val="22"/>
+        </w:rPr>
+        <w:t>Award letters for both scholarships, with academic year and official name.</w:t>
       </w:r>
     </w:p>
     <w:p>

--- a/doctorado/04-docx/Indice-Documentos-Acreditativos.docx
+++ b/doctorado/04-docx/Indice-Documentos-Acreditativos.docx
@@ -671,7 +671,27 @@
                 <w:color w:val="1C1E2E"/>
                 <w:sz w:val="19"/>
               </w:rPr>
-              <w:t xml:space="preserve">Certificación académica personal ULA con nota media · </w:t>
+              <w:t xml:space="preserve">⭐ </w:t>
+            </w:r>
+            <w:r>
+              <w:rPr>
+                <w:rFonts w:ascii="Inter" w:hAnsi="Inter" w:cs="Inter"/>
+                <w:b/>
+                <w:i w:val="0"/>
+                <w:color w:val="1C1E2E"/>
+                <w:sz w:val="19"/>
+              </w:rPr>
+              <w:t>Certificación de Calificaciones Globales + listado</w:t>
+            </w:r>
+            <w:r>
+              <w:rPr>
+                <w:rFonts w:ascii="Inter" w:hAnsi="Inter" w:cs="Inter"/>
+                <w:b w:val="0"/>
+                <w:i w:val="0"/>
+                <w:color w:val="1C1E2E"/>
+                <w:sz w:val="19"/>
+              </w:rPr>
+              <w:t xml:space="preserve"> — ULA Secretaría, 28 ene. 2009 · </w:t>
             </w:r>
             <w:r>
               <w:rPr>
@@ -681,7 +701,7 @@
                 <w:color w:val="1C1E2E"/>
                 <w:sz w:val="19"/>
               </w:rPr>
-              <w:t>ULA transcript with GPA</w:t>
+              <w:t>ULA transcript</w:t>
             </w:r>
           </w:p>
         </w:tc>
@@ -723,7 +743,7 @@
                 <w:color w:val="1C1E2E"/>
                 <w:sz w:val="19"/>
               </w:rPr>
-              <w:t>☐</w:t>
+              <w:t>☑</w:t>
             </w:r>
           </w:p>
         </w:tc>
@@ -840,6 +860,132 @@
                 <w:sz w:val="19"/>
               </w:rPr>
               <w:t>☐</w:t>
+            </w:r>
+          </w:p>
+        </w:tc>
+      </w:tr>
+      <w:tr>
+        <w:tc>
+          <w:tcPr>
+            <w:tcW w:type="dxa" w:w="2412"/>
+          </w:tcPr>
+          <w:p>
+            <w:pPr>
+              <w:spacing w:after="40"/>
+            </w:pPr>
+            <w:r/>
+            <w:r>
+              <w:rPr>
+                <w:rFonts w:ascii="Inter" w:hAnsi="Inter" w:cs="Inter"/>
+                <w:b/>
+                <w:i w:val="0"/>
+                <w:color w:val="1C1E2E"/>
+                <w:sz w:val="19"/>
+              </w:rPr>
+              <w:t>DOC-05B</w:t>
+            </w:r>
+          </w:p>
+        </w:tc>
+        <w:tc>
+          <w:tcPr>
+            <w:tcW w:type="dxa" w:w="2412"/>
+          </w:tcPr>
+          <w:p>
+            <w:pPr>
+              <w:spacing w:after="40"/>
+            </w:pPr>
+            <w:r/>
+            <w:r>
+              <w:rPr>
+                <w:rFonts w:ascii="Inter" w:hAnsi="Inter" w:cs="Inter"/>
+                <w:b w:val="0"/>
+                <w:i w:val="0"/>
+                <w:color w:val="1C1E2E"/>
+                <w:sz w:val="19"/>
+              </w:rPr>
+              <w:t xml:space="preserve">⭐ </w:t>
+            </w:r>
+            <w:r>
+              <w:rPr>
+                <w:rFonts w:ascii="Inter" w:hAnsi="Inter" w:cs="Inter"/>
+                <w:b/>
+                <w:i w:val="0"/>
+                <w:color w:val="1C1E2E"/>
+                <w:sz w:val="19"/>
+              </w:rPr>
+              <w:t>Declaración de equivalencia del TÍTULO al nivel académico de GRADO</w:t>
+            </w:r>
+            <w:r>
+              <w:rPr>
+                <w:rFonts w:ascii="Inter" w:hAnsi="Inter" w:cs="Inter"/>
+                <w:b w:val="0"/>
+                <w:i w:val="0"/>
+                <w:color w:val="1C1E2E"/>
+                <w:sz w:val="19"/>
+              </w:rPr>
+              <w:t xml:space="preserve"> — Ministerio de Universidades, RD 967/2014, 17 jun. 2020 · rama Artes y Humanidades, campo Idiomas · </w:t>
+            </w:r>
+            <w:r>
+              <w:rPr>
+                <w:rFonts w:ascii="Inter" w:hAnsi="Inter" w:cs="Inter"/>
+                <w:b w:val="0"/>
+                <w:i/>
+                <w:color w:val="1C1E2E"/>
+                <w:sz w:val="19"/>
+              </w:rPr>
+              <w:t>Degree-level equivalence</w:t>
+            </w:r>
+          </w:p>
+        </w:tc>
+        <w:tc>
+          <w:tcPr>
+            <w:tcW w:type="dxa" w:w="2412"/>
+          </w:tcPr>
+          <w:p>
+            <w:pPr>
+              <w:spacing w:after="40"/>
+            </w:pPr>
+            <w:r/>
+            <w:r>
+              <w:rPr>
+                <w:rFonts w:ascii="Inter" w:hAnsi="Inter" w:cs="Inter"/>
+                <w:b w:val="0"/>
+                <w:i w:val="0"/>
+                <w:color w:val="1C1E2E"/>
+                <w:sz w:val="19"/>
+              </w:rPr>
+              <w:t xml:space="preserve">A.2 · </w:t>
+            </w:r>
+            <w:r>
+              <w:rPr>
+                <w:rFonts w:ascii="Inter" w:hAnsi="Inter" w:cs="Inter"/>
+                <w:b/>
+                <w:i w:val="0"/>
+                <w:color w:val="1C1E2E"/>
+                <w:sz w:val="19"/>
+              </w:rPr>
+              <w:t>acceso al doctorado</w:t>
+            </w:r>
+          </w:p>
+        </w:tc>
+        <w:tc>
+          <w:tcPr>
+            <w:tcW w:type="dxa" w:w="2412"/>
+          </w:tcPr>
+          <w:p>
+            <w:pPr>
+              <w:spacing w:after="40"/>
+            </w:pPr>
+            <w:r/>
+            <w:r>
+              <w:rPr>
+                <w:rFonts w:ascii="Inter" w:hAnsi="Inter" w:cs="Inter"/>
+                <w:b w:val="0"/>
+                <w:i w:val="0"/>
+                <w:color w:val="1C1E2E"/>
+                <w:sz w:val="19"/>
+              </w:rPr>
+              <w:t>☑</w:t>
             </w:r>
           </w:p>
         </w:tc>
@@ -3459,7 +3605,94 @@
           <w:color w:val="1C1E2E"/>
           <w:sz w:val="22"/>
         </w:rPr>
-        <w:t>, certificada por la Administración española (DOC-05). Es el número que entra en el 70 %; no hay que estimarlo.</w:t>
+        <w:t>, certificada por la Administración española (DOC-05). Es el número que entra en el 70 %.</w:t>
+      </w:r>
+    </w:p>
+    <w:p>
+      <w:pPr>
+        <w:pStyle w:val="ListNumber"/>
+        <w:spacing w:after="60"/>
+        <w:ind w:left="403"/>
+      </w:pPr>
+      <w:r>
+        <w:rPr>
+          <w:rFonts w:ascii="Inter" w:hAnsi="Inter" w:cs="Inter"/>
+          <w:b/>
+          <w:i w:val="0"/>
+          <w:color w:val="1C1E2E"/>
+          <w:sz w:val="22"/>
+        </w:rPr>
+        <w:t>Acceso al doctorado:</w:t>
+      </w:r>
+      <w:r>
+        <w:rPr>
+          <w:rFonts w:ascii="Inter" w:hAnsi="Inter" w:cs="Inter"/>
+          <w:b w:val="0"/>
+          <w:i w:val="0"/>
+          <w:color w:val="1C1E2E"/>
+          <w:sz w:val="22"/>
+        </w:rPr>
+        <w:t xml:space="preserve"> el título tiene </w:t>
+      </w:r>
+      <w:r>
+        <w:rPr>
+          <w:rFonts w:ascii="Inter" w:hAnsi="Inter" w:cs="Inter"/>
+          <w:b/>
+          <w:i w:val="0"/>
+          <w:color w:val="1C1E2E"/>
+          <w:sz w:val="22"/>
+        </w:rPr>
+        <w:t>equivalencia oficial al nivel académico de Grado</w:t>
+      </w:r>
+      <w:r>
+        <w:rPr>
+          <w:rFonts w:ascii="Inter" w:hAnsi="Inter" w:cs="Inter"/>
+          <w:b w:val="0"/>
+          <w:i w:val="0"/>
+          <w:color w:val="1C1E2E"/>
+          <w:sz w:val="22"/>
+        </w:rPr>
+        <w:t xml:space="preserve"> (Ministerio de Universidades, RD 967/2014, 17 jun. 2020 — DOC-05B). Sumado al </w:t>
+      </w:r>
+      <w:r>
+        <w:rPr>
+          <w:rFonts w:ascii="Inter" w:hAnsi="Inter" w:cs="Inter"/>
+          <w:b/>
+          <w:i w:val="0"/>
+          <w:color w:val="1C1E2E"/>
+          <w:sz w:val="22"/>
+        </w:rPr>
+        <w:t>máster oficial español de la UPV</w:t>
+      </w:r>
+      <w:r>
+        <w:rPr>
+          <w:rFonts w:ascii="Inter" w:hAnsi="Inter" w:cs="Inter"/>
+          <w:b w:val="0"/>
+          <w:i w:val="0"/>
+          <w:color w:val="1C1E2E"/>
+          <w:sz w:val="22"/>
+        </w:rPr>
+        <w:t xml:space="preserve">, el acceso por el art. 6 del RD 99/2011 queda completo: </w:t>
+      </w:r>
+      <w:r>
+        <w:rPr>
+          <w:rFonts w:ascii="Inter" w:hAnsi="Inter" w:cs="Inter"/>
+          <w:b/>
+          <w:i w:val="0"/>
+          <w:color w:val="1C1E2E"/>
+          <w:sz w:val="22"/>
+        </w:rPr>
+        <w:t>no hay que pedir comprobación de nivel</w:t>
+      </w:r>
+      <w:r>
+        <w:rPr>
+          <w:rFonts w:ascii="Inter" w:hAnsi="Inter" w:cs="Inter"/>
+          <w:b w:val="0"/>
+          <w:i w:val="0"/>
+          <w:color w:val="1C1E2E"/>
+          <w:sz w:val="22"/>
+        </w:rPr>
+        <w:t>.</w:t>
       </w:r>
     </w:p>
     <w:p>
@@ -3517,6 +3750,53 @@
       </w:r>
     </w:p>
     <w:p>
+      <w:pPr>
+        <w:pStyle w:val="ListNumber"/>
+        <w:spacing w:after="60"/>
+        <w:ind w:left="403"/>
+      </w:pPr>
+      <w:r>
+        <w:rPr>
+          <w:rFonts w:ascii="Inter" w:hAnsi="Inter" w:cs="Inter"/>
+          <w:b/>
+          <w:i w:val="0"/>
+          <w:color w:val="1C1E2E"/>
+          <w:sz w:val="22"/>
+        </w:rPr>
+        <w:t>Certificación académica de la licenciatura</w:t>
+      </w:r>
+      <w:r>
+        <w:rPr>
+          <w:rFonts w:ascii="Inter" w:hAnsi="Inter" w:cs="Inter"/>
+          <w:b w:val="0"/>
+          <w:i w:val="0"/>
+          <w:color w:val="1C1E2E"/>
+          <w:sz w:val="22"/>
+        </w:rPr>
+        <w:t xml:space="preserve"> (DOC-03) y </w:t>
+      </w:r>
+      <w:r>
+        <w:rPr>
+          <w:rFonts w:ascii="Inter" w:hAnsi="Inter" w:cs="Inter"/>
+          <w:b/>
+          <w:i w:val="0"/>
+          <w:color w:val="1C1E2E"/>
+          <w:sz w:val="22"/>
+        </w:rPr>
+        <w:t>recorrido investigador del TFG</w:t>
+      </w:r>
+      <w:r>
+        <w:rPr>
+          <w:rFonts w:ascii="Inter" w:hAnsi="Inter" w:cs="Inter"/>
+          <w:b w:val="0"/>
+          <w:i w:val="0"/>
+          <w:color w:val="1C1E2E"/>
+          <w:sz w:val="22"/>
+        </w:rPr>
+        <w:t xml:space="preserve"> (DOC-07, DOC-19, DOC-24): en mano.</w:t>
+      </w:r>
+    </w:p>
+    <w:p>
       <w:r>
         <w:rPr>
           <w:rFonts w:ascii="Inter" w:hAnsi="Inter" w:cs="Inter"/>
@@ -3562,7 +3842,7 @@
           <w:color w:val="1C1E2E"/>
           <w:sz w:val="22"/>
         </w:rPr>
-        <w:t xml:space="preserve">🔴 </w:t>
+        <w:t xml:space="preserve">🟠 </w:t>
       </w:r>
       <w:r>
         <w:rPr>
@@ -3572,7 +3852,7 @@
           <w:color w:val="1C1E2E"/>
           <w:sz w:val="22"/>
         </w:rPr>
-        <w:t>Comprobación de nivel del título extranjero</w:t>
+        <w:t>Cadena de identidad.</w:t>
       </w:r>
       <w:r>
         <w:rPr>
@@ -3582,7 +3862,7 @@
           <w:color w:val="1C1E2E"/>
           <w:sz w:val="22"/>
         </w:rPr>
-        <w:t xml:space="preserve"> ante la Escuela de Doctorado de la UPV (art. 6 RD 99/2011). La declaración de equivalencia dice «Título homologado/equivalente: NO»: acredita la nota media, no el nivel del título. Es requisito de </w:t>
+        <w:t xml:space="preserve"> Los documentos alternan </w:t>
       </w:r>
       <w:r>
         <w:rPr>
@@ -3592,7 +3872,7 @@
           <w:color w:val="1C1E2E"/>
           <w:sz w:val="22"/>
         </w:rPr>
-        <w:t>admisibilidad</w:t>
+        <w:t>«Eslava Graterol»</w:t>
       </w:r>
       <w:r>
         <w:rPr>
@@ -3602,7 +3882,47 @@
           <w:color w:val="1C1E2E"/>
           <w:sz w:val="22"/>
         </w:rPr>
-        <w:t xml:space="preserve"> y tarda — iniciarlo antes que nada.</w:t>
+        <w:t xml:space="preserve"> (ULA, publicación) y </w:t>
+      </w:r>
+      <w:r>
+        <w:rPr>
+          <w:rFonts w:ascii="Inter" w:hAnsi="Inter" w:cs="Inter"/>
+          <w:b/>
+          <w:i w:val="0"/>
+          <w:color w:val="1C1E2E"/>
+          <w:sz w:val="22"/>
+        </w:rPr>
+        <w:t>«Eslava de Morales»</w:t>
+      </w:r>
+      <w:r>
+        <w:rPr>
+          <w:rFonts w:ascii="Inter" w:hAnsi="Inter" w:cs="Inter"/>
+          <w:b w:val="0"/>
+          <w:i w:val="0"/>
+          <w:color w:val="1C1E2E"/>
+          <w:sz w:val="22"/>
+        </w:rPr>
+        <w:t xml:space="preserve"> (resolución del Ministerio, congreso 2008). Añadir al PDF una </w:t>
+      </w:r>
+      <w:r>
+        <w:rPr>
+          <w:rFonts w:ascii="Inter" w:hAnsi="Inter" w:cs="Inter"/>
+          <w:b/>
+          <w:i w:val="0"/>
+          <w:color w:val="1C1E2E"/>
+          <w:sz w:val="22"/>
+        </w:rPr>
+        <w:t>nota de identidad</w:t>
+      </w:r>
+      <w:r>
+        <w:rPr>
+          <w:rFonts w:ascii="Inter" w:hAnsi="Inter" w:cs="Inter"/>
+          <w:b w:val="0"/>
+          <w:i w:val="0"/>
+          <w:color w:val="1C1E2E"/>
+          <w:sz w:val="22"/>
+        </w:rPr>
+        <w:t xml:space="preserve"> de una línea con el documento que enlaza ambos nombres, y usar un solo nombre en todo el expediente.</w:t>
       </w:r>
     </w:p>
     <w:p>
@@ -3614,7 +3934,7 @@
           <w:color w:val="1C1E2E"/>
           <w:sz w:val="22"/>
         </w:rPr>
-        <w:t>Level verification of the foreign degree with UPV's Doctoral School — an admissibility requirement, not a scoring one. Start it first.</w:t>
+        <w:t>The documents alternate two surnames — add a one-line identity note plus the linking document, and use one name consistently.</w:t>
       </w:r>
     </w:p>
     <w:p>

--- a/doctorado/04-docx/Indice-Documentos-Acreditativos.docx
+++ b/doctorado/04-docx/Indice-Documentos-Acreditativos.docx
@@ -1564,6 +1564,122 @@
                 <w:color w:val="1C1E2E"/>
                 <w:sz w:val="19"/>
               </w:rPr>
+              <w:t>DOC-07B</w:t>
+            </w:r>
+          </w:p>
+        </w:tc>
+        <w:tc>
+          <w:tcPr>
+            <w:tcW w:type="dxa" w:w="2412"/>
+          </w:tcPr>
+          <w:p>
+            <w:pPr>
+              <w:spacing w:after="40"/>
+            </w:pPr>
+            <w:r/>
+            <w:r>
+              <w:rPr>
+                <w:rFonts w:ascii="Inter" w:hAnsi="Inter" w:cs="Inter"/>
+                <w:b w:val="0"/>
+                <w:i w:val="0"/>
+                <w:color w:val="1C1E2E"/>
+                <w:sz w:val="19"/>
+              </w:rPr>
+              <w:t xml:space="preserve">⭐ </w:t>
+            </w:r>
+            <w:r>
+              <w:rPr>
+                <w:rFonts w:ascii="Inter" w:hAnsi="Inter" w:cs="Inter"/>
+                <w:b/>
+                <w:i w:val="0"/>
+                <w:color w:val="1C1E2E"/>
+                <w:sz w:val="19"/>
+              </w:rPr>
+              <w:t>Cuatro Órdenes «Luis María Ribas Dávila»</w:t>
+            </w:r>
+            <w:r>
+              <w:rPr>
+                <w:rFonts w:ascii="Inter" w:hAnsi="Inter" w:cs="Inter"/>
+                <w:b w:val="0"/>
+                <w:i w:val="0"/>
+                <w:color w:val="1C1E2E"/>
+                <w:sz w:val="19"/>
+              </w:rPr>
+              <w:t xml:space="preserve"> (2000 · 2001 · 2002 · 2003) — más alto rendimiento académico, Escuela de Educación, ULA-Táchira · </w:t>
+            </w:r>
+            <w:r>
+              <w:rPr>
+                <w:rFonts w:ascii="Inter" w:hAnsi="Inter" w:cs="Inter"/>
+                <w:b w:val="0"/>
+                <w:i/>
+                <w:color w:val="1C1E2E"/>
+                <w:sz w:val="19"/>
+              </w:rPr>
+              <w:t>Four rectoral distinctions</w:t>
+            </w:r>
+          </w:p>
+        </w:tc>
+        <w:tc>
+          <w:tcPr>
+            <w:tcW w:type="dxa" w:w="2412"/>
+          </w:tcPr>
+          <w:p>
+            <w:pPr>
+              <w:spacing w:after="40"/>
+            </w:pPr>
+            <w:r/>
+            <w:r>
+              <w:rPr>
+                <w:rFonts w:ascii="Inter" w:hAnsi="Inter" w:cs="Inter"/>
+                <w:b w:val="0"/>
+                <w:i w:val="0"/>
+                <w:color w:val="1C1E2E"/>
+                <w:sz w:val="19"/>
+              </w:rPr>
+              <w:t>B.1 · A.2</w:t>
+            </w:r>
+          </w:p>
+        </w:tc>
+        <w:tc>
+          <w:tcPr>
+            <w:tcW w:type="dxa" w:w="2412"/>
+          </w:tcPr>
+          <w:p>
+            <w:pPr>
+              <w:spacing w:after="40"/>
+            </w:pPr>
+            <w:r/>
+            <w:r>
+              <w:rPr>
+                <w:rFonts w:ascii="Inter" w:hAnsi="Inter" w:cs="Inter"/>
+                <w:b w:val="0"/>
+                <w:i w:val="0"/>
+                <w:color w:val="1C1E2E"/>
+                <w:sz w:val="19"/>
+              </w:rPr>
+              <w:t>☑</w:t>
+            </w:r>
+          </w:p>
+        </w:tc>
+      </w:tr>
+      <w:tr>
+        <w:tc>
+          <w:tcPr>
+            <w:tcW w:type="dxa" w:w="2412"/>
+          </w:tcPr>
+          <w:p>
+            <w:pPr>
+              <w:spacing w:after="40"/>
+            </w:pPr>
+            <w:r/>
+            <w:r>
+              <w:rPr>
+                <w:rFonts w:ascii="Inter" w:hAnsi="Inter" w:cs="Inter"/>
+                <w:b/>
+                <w:i w:val="0"/>
+                <w:color w:val="1C1E2E"/>
+                <w:sz w:val="19"/>
+              </w:rPr>
               <w:t>DOC-08</w:t>
             </w:r>
           </w:p>
@@ -1999,7 +2115,7 @@
                 <w:color w:val="1C1E2E"/>
                 <w:sz w:val="19"/>
               </w:rPr>
-              <w:t xml:space="preserve">Credencial de la </w:t>
+              <w:t xml:space="preserve">⭐ </w:t>
             </w:r>
             <w:r>
               <w:rPr>
@@ -2009,7 +2125,7 @@
                 <w:color w:val="1C1E2E"/>
                 <w:sz w:val="19"/>
               </w:rPr>
-              <w:t>Beca de Excelencia Académica</w:t>
+              <w:t>Constancia de Beca de Alto Rendimiento</w:t>
             </w:r>
             <w:r>
               <w:rPr>
@@ -2019,7 +2135,17 @@
                 <w:color w:val="1C1E2E"/>
                 <w:sz w:val="19"/>
               </w:rPr>
-              <w:t xml:space="preserve"> (ULA, grado)</w:t>
+              <w:t xml:space="preserve"> — ULA-Táchira, Dirección de Asuntos Estudiantiles, 13 may. 2004 (jul.–dic. 2003, vigente) · </w:t>
+            </w:r>
+            <w:r>
+              <w:rPr>
+                <w:rFonts w:ascii="Inter" w:hAnsi="Inter" w:cs="Inter"/>
+                <w:b w:val="0"/>
+                <w:i/>
+                <w:color w:val="1C1E2E"/>
+                <w:sz w:val="19"/>
+              </w:rPr>
+              <w:t>Merit scholarship certificate</w:t>
             </w:r>
           </w:p>
         </w:tc>
@@ -2061,7 +2187,7 @@
                 <w:color w:val="1C1E2E"/>
                 <w:sz w:val="19"/>
               </w:rPr>
-              <w:t>☐</w:t>
+              <w:t>☑</w:t>
             </w:r>
           </w:p>
         </w:tc>
@@ -3719,7 +3845,27 @@
           <w:color w:val="1C1E2E"/>
           <w:sz w:val="22"/>
         </w:rPr>
-        <w:t xml:space="preserve"> (DOC-06), con certificación rectoral y apostilla de La Haya.</w:t>
+        <w:t xml:space="preserve"> (DOC-06), con certificación rectoral y apostilla de La Haya, respaldado por la </w:t>
+      </w:r>
+      <w:r>
+        <w:rPr>
+          <w:rFonts w:ascii="Inter" w:hAnsi="Inter" w:cs="Inter"/>
+          <w:b/>
+          <w:i w:val="0"/>
+          <w:color w:val="1C1E2E"/>
+          <w:sz w:val="22"/>
+        </w:rPr>
+        <w:t>Orden «Luis María Ribas Dávila» de cuatro años consecutivos</w:t>
+      </w:r>
+      <w:r>
+        <w:rPr>
+          <w:rFonts w:ascii="Inter" w:hAnsi="Inter" w:cs="Inter"/>
+          <w:b w:val="0"/>
+          <w:i w:val="0"/>
+          <w:color w:val="1C1E2E"/>
+          <w:sz w:val="22"/>
+        </w:rPr>
+        <w:t xml:space="preserve"> (DOC-07B).</w:t>
       </w:r>
     </w:p>
     <w:p>
@@ -3794,6 +3940,33 @@
           <w:sz w:val="22"/>
         </w:rPr>
         <w:t xml:space="preserve"> (DOC-07, DOC-19, DOC-24): en mano.</w:t>
+      </w:r>
+    </w:p>
+    <w:p>
+      <w:pPr>
+        <w:pStyle w:val="ListNumber"/>
+        <w:spacing w:after="60"/>
+        <w:ind w:left="403"/>
+      </w:pPr>
+      <w:r>
+        <w:rPr>
+          <w:rFonts w:ascii="Inter" w:hAnsi="Inter" w:cs="Inter"/>
+          <w:b/>
+          <w:i w:val="0"/>
+          <w:color w:val="1C1E2E"/>
+          <w:sz w:val="22"/>
+        </w:rPr>
+        <w:t>Beca de grado: Beca de Alto Rendimiento</w:t>
+      </w:r>
+      <w:r>
+        <w:rPr>
+          <w:rFonts w:ascii="Inter" w:hAnsi="Inter" w:cs="Inter"/>
+          <w:b w:val="0"/>
+          <w:i w:val="0"/>
+          <w:color w:val="1C1E2E"/>
+          <w:sz w:val="22"/>
+        </w:rPr>
+        <w:t xml:space="preserve"> de la ULA, acreditada por constancia oficial (DOC-12). Es beca de mérito, no asistencial.</w:t>
       </w:r>
     </w:p>
     <w:p>
@@ -3882,7 +4055,7 @@
           <w:color w:val="1C1E2E"/>
           <w:sz w:val="22"/>
         </w:rPr>
-        <w:t xml:space="preserve"> (ULA, publicación) y </w:t>
+        <w:t xml:space="preserve"> (ULA, publicación, beca, Órdenes), </w:t>
       </w:r>
       <w:r>
         <w:rPr>
@@ -3902,7 +4075,27 @@
           <w:color w:val="1C1E2E"/>
           <w:sz w:val="22"/>
         </w:rPr>
-        <w:t xml:space="preserve"> (resolución del Ministerio, congreso 2008). Añadir al PDF una </w:t>
+        <w:t xml:space="preserve"> (resolución del Ministerio, congreso 2008) y una errata, </w:t>
+      </w:r>
+      <w:r>
+        <w:rPr>
+          <w:rFonts w:ascii="Inter" w:hAnsi="Inter" w:cs="Inter"/>
+          <w:b/>
+          <w:i w:val="0"/>
+          <w:color w:val="1C1E2E"/>
+          <w:sz w:val="22"/>
+        </w:rPr>
+        <w:t>«Ana Soraymi»</w:t>
+      </w:r>
+      <w:r>
+        <w:rPr>
+          <w:rFonts w:ascii="Inter" w:hAnsi="Inter" w:cs="Inter"/>
+          <w:b w:val="0"/>
+          <w:i w:val="0"/>
+          <w:color w:val="1C1E2E"/>
+          <w:sz w:val="22"/>
+        </w:rPr>
+        <w:t xml:space="preserve">, en la Orden de 2003. Añadir al PDF una </w:t>
       </w:r>
       <w:r>
         <w:rPr>
@@ -3990,7 +4183,7 @@
           <w:color w:val="1C1E2E"/>
           <w:sz w:val="22"/>
         </w:rPr>
-        <w:t>Resoluciones de las dos becas</w:t>
+        <w:t>Resolución de la beca del Ministerio</w:t>
       </w:r>
       <w:r>
         <w:rPr>
@@ -4000,7 +4193,7 @@
           <w:color w:val="1C1E2E"/>
           <w:sz w:val="22"/>
         </w:rPr>
-        <w:t xml:space="preserve"> (excelencia académica ULA y beca del Ministerio) con su curso académico y denominación oficial.</w:t>
+        <w:t xml:space="preserve"> (máster, UPV) con su curso académico y denominación oficial de la convocatoria.</w:t>
       </w:r>
     </w:p>
     <w:p>
@@ -4012,7 +4205,7 @@
           <w:color w:val="1C1E2E"/>
           <w:sz w:val="22"/>
         </w:rPr>
-        <w:t>Award letters for both scholarships, with academic year and official name.</w:t>
+        <w:t>Award letter for the Ministry scholarship, with academic year and official name.</w:t>
       </w:r>
     </w:p>
     <w:p>

--- a/doctorado/04-docx/Indice-Documentos-Acreditativos.docx
+++ b/doctorado/04-docx/Indice-Documentos-Acreditativos.docx
@@ -96,7 +96,7 @@
           <w:color w:val="1C1E2E"/>
           <w:sz w:val="22"/>
         </w:rPr>
-        <w:t>Mobile Language Learning Design Environment</w:t>
+        <w:t>Multimodal Language Learning Design &amp; Evaluation</w:t>
       </w:r>
       <w:r>
         <w:rPr>
@@ -2231,7 +2231,7 @@
                 <w:color w:val="1C1E2E"/>
                 <w:sz w:val="19"/>
               </w:rPr>
-              <w:t xml:space="preserve">Resolución de concesión de la </w:t>
+              <w:t xml:space="preserve">⭐ </w:t>
             </w:r>
             <w:r>
               <w:rPr>
@@ -2241,7 +2241,7 @@
                 <w:color w:val="1C1E2E"/>
                 <w:sz w:val="19"/>
               </w:rPr>
-              <w:t>beca del Ministerio</w:t>
+              <w:t>Resolución de la beca general del Ministerio</w:t>
             </w:r>
             <w:r>
               <w:rPr>
@@ -2251,7 +2251,37 @@
                 <w:color w:val="1C1E2E"/>
                 <w:sz w:val="19"/>
               </w:rPr>
-              <w:t xml:space="preserve"> (máster, UPV)</w:t>
+              <w:t xml:space="preserve"> — curso 2025/2026, Orden EFD/335/25 · incluye </w:t>
+            </w:r>
+            <w:r>
+              <w:rPr>
+                <w:rFonts w:ascii="Inter" w:hAnsi="Inter" w:cs="Inter"/>
+                <w:b/>
+                <w:i w:val="0"/>
+                <w:color w:val="1C1E2E"/>
+                <w:sz w:val="19"/>
+              </w:rPr>
+              <w:t>componente de excelencia académica (tramo 9–9,49)</w:t>
+            </w:r>
+            <w:r>
+              <w:rPr>
+                <w:rFonts w:ascii="Inter" w:hAnsi="Inter" w:cs="Inter"/>
+                <w:b w:val="0"/>
+                <w:i w:val="0"/>
+                <w:color w:val="1C1E2E"/>
+                <w:sz w:val="19"/>
+              </w:rPr>
+              <w:t xml:space="preserve"> y beca de matrícula · ⚠️ </w:t>
+            </w:r>
+            <w:r>
+              <w:rPr>
+                <w:rFonts w:ascii="Inter" w:hAnsi="Inter" w:cs="Inter"/>
+                <w:b/>
+                <w:i w:val="0"/>
+                <w:color w:val="1C1E2E"/>
+                <w:sz w:val="19"/>
+              </w:rPr>
+              <w:t>tachar el nº de cuenta antes de escanear</w:t>
             </w:r>
           </w:p>
         </w:tc>
@@ -2293,7 +2323,7 @@
                 <w:color w:val="1C1E2E"/>
                 <w:sz w:val="19"/>
               </w:rPr>
-              <w:t>☐</w:t>
+              <w:t>☑</w:t>
             </w:r>
           </w:p>
         </w:tc>
@@ -3956,7 +3986,7 @@
           <w:color w:val="1C1E2E"/>
           <w:sz w:val="22"/>
         </w:rPr>
-        <w:t>Beca de grado: Beca de Alto Rendimiento</w:t>
+        <w:t>Las dos becas, acreditadas.</w:t>
       </w:r>
       <w:r>
         <w:rPr>
@@ -3966,7 +3996,67 @@
           <w:color w:val="1C1E2E"/>
           <w:sz w:val="22"/>
         </w:rPr>
-        <w:t xml:space="preserve"> de la ULA, acreditada por constancia oficial (DOC-12). Es beca de mérito, no asistencial.</w:t>
+        <w:t xml:space="preserve"> Grado: </w:t>
+      </w:r>
+      <w:r>
+        <w:rPr>
+          <w:rFonts w:ascii="Inter" w:hAnsi="Inter" w:cs="Inter"/>
+          <w:b/>
+          <w:i w:val="0"/>
+          <w:color w:val="1C1E2E"/>
+          <w:sz w:val="22"/>
+        </w:rPr>
+        <w:t>Beca de Alto Rendimiento</w:t>
+      </w:r>
+      <w:r>
+        <w:rPr>
+          <w:rFonts w:ascii="Inter" w:hAnsi="Inter" w:cs="Inter"/>
+          <w:b w:val="0"/>
+          <w:i w:val="0"/>
+          <w:color w:val="1C1E2E"/>
+          <w:sz w:val="22"/>
+        </w:rPr>
+        <w:t xml:space="preserve"> de la ULA, de mérito (DOC-12). Máster: </w:t>
+      </w:r>
+      <w:r>
+        <w:rPr>
+          <w:rFonts w:ascii="Inter" w:hAnsi="Inter" w:cs="Inter"/>
+          <w:b/>
+          <w:i w:val="0"/>
+          <w:color w:val="1C1E2E"/>
+          <w:sz w:val="22"/>
+        </w:rPr>
+        <w:t>beca general del Ministerio 2025/2026</w:t>
+      </w:r>
+      <w:r>
+        <w:rPr>
+          <w:rFonts w:ascii="Inter" w:hAnsi="Inter" w:cs="Inter"/>
+          <w:b w:val="0"/>
+          <w:i w:val="0"/>
+          <w:color w:val="1C1E2E"/>
+          <w:sz w:val="22"/>
+        </w:rPr>
+        <w:t xml:space="preserve"> con </w:t>
+      </w:r>
+      <w:r>
+        <w:rPr>
+          <w:rFonts w:ascii="Inter" w:hAnsi="Inter" w:cs="Inter"/>
+          <w:b/>
+          <w:i w:val="0"/>
+          <w:color w:val="1C1E2E"/>
+          <w:sz w:val="22"/>
+        </w:rPr>
+        <w:t>componente de excelencia académica del tramo 9–9,49</w:t>
+      </w:r>
+      <w:r>
+        <w:rPr>
+          <w:rFonts w:ascii="Inter" w:hAnsi="Inter" w:cs="Inter"/>
+          <w:b w:val="0"/>
+          <w:i w:val="0"/>
+          <w:color w:val="1C1E2E"/>
+          <w:sz w:val="22"/>
+        </w:rPr>
+        <w:t xml:space="preserve"> (DOC-13) — el Ministerio confirma así el 9,4 desde una fuente independiente.</w:t>
       </w:r>
     </w:p>
     <w:p>
@@ -4183,7 +4273,7 @@
           <w:color w:val="1C1E2E"/>
           <w:sz w:val="22"/>
         </w:rPr>
-        <w:t>Resolución de la beca del Ministerio</w:t>
+        <w:t>Tachar el número de cuenta bancaria</w:t>
       </w:r>
       <w:r>
         <w:rPr>
@@ -4193,7 +4283,7 @@
           <w:color w:val="1C1E2E"/>
           <w:sz w:val="22"/>
         </w:rPr>
-        <w:t xml:space="preserve"> (máster, UPV) con su curso académico y denominación oficial de la convocatoria.</w:t>
+        <w:t xml:space="preserve"> de la resolución del Ministerio (DOC-13) antes de escanearla. El documento incluye también NIF y domicilio: la comisión no necesita ninguno de los tres.</w:t>
       </w:r>
     </w:p>
     <w:p>
@@ -4205,7 +4295,7 @@
           <w:color w:val="1C1E2E"/>
           <w:sz w:val="22"/>
         </w:rPr>
-        <w:t>Award letter for the Ministry scholarship, with academic year and official name.</w:t>
+        <w:t>Redact the bank account number from the Ministry resolution before scanning it.</w:t>
       </w:r>
     </w:p>
     <w:p>

--- a/doctorado/04-docx/Indice-Documentos-Acreditativos.docx
+++ b/doctorado/04-docx/Indice-Documentos-Acreditativos.docx
@@ -66,7 +66,47 @@
           <w:color w:val="1C1E2E"/>
           <w:sz w:val="22"/>
         </w:rPr>
-        <w:t xml:space="preserve"> Doctorado en Lingüística Aplicada — Universitat Politècnica de València </w:t>
+        <w:t xml:space="preserve"> Doctorado en </w:t>
+      </w:r>
+      <w:r>
+        <w:rPr>
+          <w:rFonts w:ascii="Inter" w:hAnsi="Inter" w:cs="Inter"/>
+          <w:b/>
+          <w:i w:val="0"/>
+          <w:color w:val="1C1E2E"/>
+          <w:sz w:val="22"/>
+        </w:rPr>
+        <w:t>Lenguas, Literaturas y Culturas, y sus Aplicaciones</w:t>
+      </w:r>
+      <w:r>
+        <w:rPr>
+          <w:rFonts w:ascii="Inter" w:hAnsi="Inter" w:cs="Inter"/>
+          <w:b w:val="0"/>
+          <w:i w:val="0"/>
+          <w:color w:val="1C1E2E"/>
+          <w:sz w:val="22"/>
+        </w:rPr>
+        <w:t xml:space="preserve"> — Dept. de Lingüística Aplicada, Universitat Politècnica de València </w:t>
+      </w:r>
+      <w:r>
+        <w:rPr>
+          <w:rFonts w:ascii="Inter" w:hAnsi="Inter" w:cs="Inter"/>
+          <w:b/>
+          <w:i w:val="0"/>
+          <w:color w:val="1C1E2E"/>
+          <w:sz w:val="22"/>
+        </w:rPr>
+        <w:t>Dirección / Supervision:</w:t>
+      </w:r>
+      <w:r>
+        <w:rPr>
+          <w:rFonts w:ascii="Inter" w:hAnsi="Inter" w:cs="Inter"/>
+          <w:b w:val="0"/>
+          <w:i w:val="0"/>
+          <w:color w:val="1C1E2E"/>
+          <w:sz w:val="22"/>
+        </w:rPr>
+        <w:t xml:space="preserve"> Prof.ª Mª Luisa Carrió-Pastor · Prof. Ricardo Casañ-Pitarch </w:t>
       </w:r>
       <w:r>
         <w:rPr>
@@ -3055,7 +3095,27 @@
                 <w:color w:val="1C1E2E"/>
                 <w:sz w:val="19"/>
               </w:rPr>
-              <w:t xml:space="preserve"> — primera y última página + carta de aceptación tras arbitraje (UNEG, 09-03-2005). ISSN 1690-6054, indexada en CLASE–UNAM</w:t>
+              <w:t xml:space="preserve"> — primera y última página + carta de aceptación tras arbitraje (UNEG, 09-03-2005). ISSN 1690-6054, indexada en </w:t>
+            </w:r>
+            <w:r>
+              <w:rPr>
+                <w:rFonts w:ascii="Inter" w:hAnsi="Inter" w:cs="Inter"/>
+                <w:b/>
+                <w:i w:val="0"/>
+                <w:color w:val="1C1E2E"/>
+                <w:sz w:val="19"/>
+              </w:rPr>
+              <w:t>CLASE–UNAM</w:t>
+            </w:r>
+            <w:r>
+              <w:rPr>
+                <w:rFonts w:ascii="Inter" w:hAnsi="Inter" w:cs="Inter"/>
+                <w:b w:val="0"/>
+                <w:i w:val="0"/>
+                <w:color w:val="1C1E2E"/>
+                <w:sz w:val="19"/>
+              </w:rPr>
+              <w:t xml:space="preserve"> · la revista cerró en 2015, así que el registro indexado es la evidencia permanente</w:t>
             </w:r>
           </w:p>
         </w:tc>

--- a/doctorado/04-docx/Indice-Documentos-Acreditativos.docx
+++ b/doctorado/04-docx/Indice-Documentos-Acreditativos.docx
@@ -2649,7 +2649,7 @@
                 <w:color w:val="1C1E2E"/>
                 <w:sz w:val="19"/>
               </w:rPr>
-              <w:t xml:space="preserve">Certificados de servicio docente — UDO Núcleo Nueva Esparta (2005–2015), </w:t>
+              <w:t xml:space="preserve">⭐ </w:t>
             </w:r>
             <w:r>
               <w:rPr>
@@ -2659,7 +2659,27 @@
                 <w:color w:val="1C1E2E"/>
                 <w:sz w:val="19"/>
               </w:rPr>
-              <w:t>1.568 horas acreditadas</w:t>
+              <w:t>Constancia de Carga Académica</w:t>
+            </w:r>
+            <w:r>
+              <w:rPr>
+                <w:rFonts w:ascii="Inter" w:hAnsi="Inter" w:cs="Inter"/>
+                <w:b w:val="0"/>
+                <w:i w:val="0"/>
+                <w:color w:val="1C1E2E"/>
+                <w:sz w:val="19"/>
+              </w:rPr>
+              <w:t xml:space="preserve"> sellada — UDO Núcleo Nueva Esparta, 25 may. 2026 · 8 semestres, 12–14 h semanales · </w:t>
+            </w:r>
+            <w:r>
+              <w:rPr>
+                <w:rFonts w:ascii="Inter" w:hAnsi="Inter" w:cs="Inter"/>
+                <w:b w:val="0"/>
+                <w:i/>
+                <w:color w:val="1C1E2E"/>
+                <w:sz w:val="19"/>
+              </w:rPr>
+              <w:t>Sealed academic load certificate</w:t>
             </w:r>
           </w:p>
         </w:tc>
@@ -2701,7 +2721,451 @@
                 <w:color w:val="1C1E2E"/>
                 <w:sz w:val="19"/>
               </w:rPr>
-              <w:t>☐</w:t>
+              <w:t>☑</w:t>
+            </w:r>
+          </w:p>
+        </w:tc>
+      </w:tr>
+      <w:tr>
+        <w:tc>
+          <w:tcPr>
+            <w:tcW w:type="dxa" w:w="2412"/>
+          </w:tcPr>
+          <w:p>
+            <w:pPr>
+              <w:spacing w:after="40"/>
+            </w:pPr>
+            <w:r/>
+            <w:r>
+              <w:rPr>
+                <w:rFonts w:ascii="Inter" w:hAnsi="Inter" w:cs="Inter"/>
+                <w:b/>
+                <w:i w:val="0"/>
+                <w:color w:val="1C1E2E"/>
+                <w:sz w:val="19"/>
+              </w:rPr>
+              <w:t>DOC-25</w:t>
+            </w:r>
+          </w:p>
+        </w:tc>
+        <w:tc>
+          <w:tcPr>
+            <w:tcW w:type="dxa" w:w="2412"/>
+          </w:tcPr>
+          <w:p>
+            <w:pPr>
+              <w:spacing w:after="40"/>
+            </w:pPr>
+            <w:r/>
+            <w:r>
+              <w:rPr>
+                <w:rFonts w:ascii="Inter" w:hAnsi="Inter" w:cs="Inter"/>
+                <w:b w:val="0"/>
+                <w:i w:val="0"/>
+                <w:color w:val="1C1E2E"/>
+                <w:sz w:val="19"/>
+              </w:rPr>
+              <w:t xml:space="preserve">⭐ </w:t>
+            </w:r>
+            <w:r>
+              <w:rPr>
+                <w:rFonts w:ascii="Inter" w:hAnsi="Inter" w:cs="Inter"/>
+                <w:b/>
+                <w:i w:val="0"/>
+                <w:color w:val="1C1E2E"/>
+                <w:sz w:val="19"/>
+              </w:rPr>
+              <w:t>Hoja de carga docente UDO 2007–2011</w:t>
+            </w:r>
+            <w:r>
+              <w:rPr>
+                <w:rFonts w:ascii="Inter" w:hAnsi="Inter" w:cs="Inter"/>
+                <w:b w:val="0"/>
+                <w:i w:val="0"/>
+                <w:color w:val="1C1E2E"/>
+                <w:sz w:val="19"/>
+              </w:rPr>
+              <w:t xml:space="preserve"> — desglose por sección, departamento y titulación · </w:t>
+            </w:r>
+            <w:r>
+              <w:rPr>
+                <w:rFonts w:ascii="Inter" w:hAnsi="Inter" w:cs="Inter"/>
+                <w:b/>
+                <w:i w:val="0"/>
+                <w:color w:val="1C1E2E"/>
+                <w:sz w:val="19"/>
+              </w:rPr>
+              <w:t>total 1.568 h</w:t>
+            </w:r>
+            <w:r>
+              <w:rPr>
+                <w:rFonts w:ascii="Inter" w:hAnsi="Inter" w:cs="Inter"/>
+                <w:b w:val="0"/>
+                <w:i w:val="0"/>
+                <w:color w:val="1C1E2E"/>
+                <w:sz w:val="19"/>
+              </w:rPr>
+              <w:t xml:space="preserve"> · ⚠️ pedir sello y firma</w:t>
+            </w:r>
+          </w:p>
+        </w:tc>
+        <w:tc>
+          <w:tcPr>
+            <w:tcW w:type="dxa" w:w="2412"/>
+          </w:tcPr>
+          <w:p>
+            <w:pPr>
+              <w:spacing w:after="40"/>
+            </w:pPr>
+            <w:r/>
+            <w:r>
+              <w:rPr>
+                <w:rFonts w:ascii="Inter" w:hAnsi="Inter" w:cs="Inter"/>
+                <w:b w:val="0"/>
+                <w:i w:val="0"/>
+                <w:color w:val="1C1E2E"/>
+                <w:sz w:val="19"/>
+              </w:rPr>
+              <w:t>B.6 · 5 %</w:t>
+            </w:r>
+          </w:p>
+        </w:tc>
+        <w:tc>
+          <w:tcPr>
+            <w:tcW w:type="dxa" w:w="2412"/>
+          </w:tcPr>
+          <w:p>
+            <w:pPr>
+              <w:spacing w:after="40"/>
+            </w:pPr>
+            <w:r/>
+            <w:r>
+              <w:rPr>
+                <w:rFonts w:ascii="Inter" w:hAnsi="Inter" w:cs="Inter"/>
+                <w:b w:val="0"/>
+                <w:i w:val="0"/>
+                <w:color w:val="1C1E2E"/>
+                <w:sz w:val="19"/>
+              </w:rPr>
+              <w:t>☑</w:t>
+            </w:r>
+          </w:p>
+        </w:tc>
+      </w:tr>
+      <w:tr>
+        <w:tc>
+          <w:tcPr>
+            <w:tcW w:type="dxa" w:w="2412"/>
+          </w:tcPr>
+          <w:p>
+            <w:pPr>
+              <w:spacing w:after="40"/>
+            </w:pPr>
+            <w:r/>
+            <w:r>
+              <w:rPr>
+                <w:rFonts w:ascii="Inter" w:hAnsi="Inter" w:cs="Inter"/>
+                <w:b/>
+                <w:i w:val="0"/>
+                <w:color w:val="1C1E2E"/>
+                <w:sz w:val="19"/>
+              </w:rPr>
+              <w:t>DOC-26</w:t>
+            </w:r>
+          </w:p>
+        </w:tc>
+        <w:tc>
+          <w:tcPr>
+            <w:tcW w:type="dxa" w:w="2412"/>
+          </w:tcPr>
+          <w:p>
+            <w:pPr>
+              <w:spacing w:after="40"/>
+            </w:pPr>
+            <w:r/>
+            <w:r>
+              <w:rPr>
+                <w:rFonts w:ascii="Inter" w:hAnsi="Inter" w:cs="Inter"/>
+                <w:b w:val="0"/>
+                <w:i w:val="0"/>
+                <w:color w:val="1C1E2E"/>
+                <w:sz w:val="19"/>
+              </w:rPr>
+              <w:t xml:space="preserve">⭐ </w:t>
+            </w:r>
+            <w:r>
+              <w:rPr>
+                <w:rFonts w:ascii="Inter" w:hAnsi="Inter" w:cs="Inter"/>
+                <w:b/>
+                <w:i w:val="0"/>
+                <w:color w:val="1C1E2E"/>
+                <w:sz w:val="19"/>
+              </w:rPr>
+              <w:t>Constancias del Ministerio de Educación</w:t>
+            </w:r>
+            <w:r>
+              <w:rPr>
+                <w:rFonts w:ascii="Inter" w:hAnsi="Inter" w:cs="Inter"/>
+                <w:b w:val="0"/>
+                <w:i w:val="0"/>
+                <w:color w:val="1C1E2E"/>
+                <w:sz w:val="19"/>
+              </w:rPr>
+              <w:t xml:space="preserve"> — provisional (06/10/2006, 36 h Inglés) y de trabajo (05/03/2018, Docente III/Aula, cód. 1133DH), con código de verificación en línea</w:t>
+            </w:r>
+          </w:p>
+        </w:tc>
+        <w:tc>
+          <w:tcPr>
+            <w:tcW w:type="dxa" w:w="2412"/>
+          </w:tcPr>
+          <w:p>
+            <w:pPr>
+              <w:spacing w:after="40"/>
+            </w:pPr>
+            <w:r/>
+            <w:r>
+              <w:rPr>
+                <w:rFonts w:ascii="Inter" w:hAnsi="Inter" w:cs="Inter"/>
+                <w:b w:val="0"/>
+                <w:i w:val="0"/>
+                <w:color w:val="1C1E2E"/>
+                <w:sz w:val="19"/>
+              </w:rPr>
+              <w:t>B.6 · 5 %</w:t>
+            </w:r>
+          </w:p>
+        </w:tc>
+        <w:tc>
+          <w:tcPr>
+            <w:tcW w:type="dxa" w:w="2412"/>
+          </w:tcPr>
+          <w:p>
+            <w:pPr>
+              <w:spacing w:after="40"/>
+            </w:pPr>
+            <w:r/>
+            <w:r>
+              <w:rPr>
+                <w:rFonts w:ascii="Inter" w:hAnsi="Inter" w:cs="Inter"/>
+                <w:b w:val="0"/>
+                <w:i w:val="0"/>
+                <w:color w:val="1C1E2E"/>
+                <w:sz w:val="19"/>
+              </w:rPr>
+              <w:t>☑</w:t>
+            </w:r>
+          </w:p>
+        </w:tc>
+      </w:tr>
+      <w:tr>
+        <w:tc>
+          <w:tcPr>
+            <w:tcW w:type="dxa" w:w="2412"/>
+          </w:tcPr>
+          <w:p>
+            <w:pPr>
+              <w:spacing w:after="40"/>
+            </w:pPr>
+            <w:r/>
+            <w:r>
+              <w:rPr>
+                <w:rFonts w:ascii="Inter" w:hAnsi="Inter" w:cs="Inter"/>
+                <w:b/>
+                <w:i w:val="0"/>
+                <w:color w:val="1C1E2E"/>
+                <w:sz w:val="19"/>
+              </w:rPr>
+              <w:t>DOC-27</w:t>
+            </w:r>
+          </w:p>
+        </w:tc>
+        <w:tc>
+          <w:tcPr>
+            <w:tcW w:type="dxa" w:w="2412"/>
+          </w:tcPr>
+          <w:p>
+            <w:pPr>
+              <w:spacing w:after="40"/>
+            </w:pPr>
+            <w:r/>
+            <w:r>
+              <w:rPr>
+                <w:rFonts w:ascii="Inter" w:hAnsi="Inter" w:cs="Inter"/>
+                <w:b w:val="0"/>
+                <w:i w:val="0"/>
+                <w:color w:val="1C1E2E"/>
+                <w:sz w:val="19"/>
+              </w:rPr>
+              <w:t xml:space="preserve">⭐ </w:t>
+            </w:r>
+            <w:r>
+              <w:rPr>
+                <w:rFonts w:ascii="Inter" w:hAnsi="Inter" w:cs="Inter"/>
+                <w:b/>
+                <w:i w:val="0"/>
+                <w:color w:val="1C1E2E"/>
+                <w:sz w:val="19"/>
+              </w:rPr>
+              <w:t>Cuenta Individual (IVSS)</w:t>
+            </w:r>
+            <w:r>
+              <w:rPr>
+                <w:rFonts w:ascii="Inter" w:hAnsi="Inter" w:cs="Inter"/>
+                <w:b w:val="0"/>
+                <w:i w:val="0"/>
+                <w:color w:val="1C1E2E"/>
+                <w:sz w:val="19"/>
+              </w:rPr>
+              <w:t xml:space="preserve"> — afiliación 12/09/2005, egreso 01/01/2019, 52–53 semanas cotizadas cada año 2011–2018</w:t>
+            </w:r>
+          </w:p>
+        </w:tc>
+        <w:tc>
+          <w:tcPr>
+            <w:tcW w:type="dxa" w:w="2412"/>
+          </w:tcPr>
+          <w:p>
+            <w:pPr>
+              <w:spacing w:after="40"/>
+            </w:pPr>
+            <w:r/>
+            <w:r>
+              <w:rPr>
+                <w:rFonts w:ascii="Inter" w:hAnsi="Inter" w:cs="Inter"/>
+                <w:b w:val="0"/>
+                <w:i w:val="0"/>
+                <w:color w:val="1C1E2E"/>
+                <w:sz w:val="19"/>
+              </w:rPr>
+              <w:t>B.6 · 5 %</w:t>
+            </w:r>
+          </w:p>
+        </w:tc>
+        <w:tc>
+          <w:tcPr>
+            <w:tcW w:type="dxa" w:w="2412"/>
+          </w:tcPr>
+          <w:p>
+            <w:pPr>
+              <w:spacing w:after="40"/>
+            </w:pPr>
+            <w:r/>
+            <w:r>
+              <w:rPr>
+                <w:rFonts w:ascii="Inter" w:hAnsi="Inter" w:cs="Inter"/>
+                <w:b w:val="0"/>
+                <w:i w:val="0"/>
+                <w:color w:val="1C1E2E"/>
+                <w:sz w:val="19"/>
+              </w:rPr>
+              <w:t>☑</w:t>
+            </w:r>
+          </w:p>
+        </w:tc>
+      </w:tr>
+      <w:tr>
+        <w:tc>
+          <w:tcPr>
+            <w:tcW w:type="dxa" w:w="2412"/>
+          </w:tcPr>
+          <w:p>
+            <w:pPr>
+              <w:spacing w:after="40"/>
+            </w:pPr>
+            <w:r/>
+            <w:r>
+              <w:rPr>
+                <w:rFonts w:ascii="Inter" w:hAnsi="Inter" w:cs="Inter"/>
+                <w:b/>
+                <w:i w:val="0"/>
+                <w:color w:val="1C1E2E"/>
+                <w:sz w:val="19"/>
+              </w:rPr>
+              <w:t>DOC-28</w:t>
+            </w:r>
+          </w:p>
+        </w:tc>
+        <w:tc>
+          <w:tcPr>
+            <w:tcW w:type="dxa" w:w="2412"/>
+          </w:tcPr>
+          <w:p>
+            <w:pPr>
+              <w:spacing w:after="40"/>
+            </w:pPr>
+            <w:r/>
+            <w:r>
+              <w:rPr>
+                <w:rFonts w:ascii="Inter" w:hAnsi="Inter" w:cs="Inter"/>
+                <w:b w:val="0"/>
+                <w:i w:val="0"/>
+                <w:color w:val="1C1E2E"/>
+                <w:sz w:val="19"/>
+              </w:rPr>
+              <w:t xml:space="preserve">Referencia de prensa sobre la destrucción de archivos de la UDO (2018–2020) — </w:t>
+            </w:r>
+            <w:r>
+              <w:rPr>
+                <w:rFonts w:ascii="Inter" w:hAnsi="Inter" w:cs="Inter"/>
+                <w:b/>
+                <w:i w:val="0"/>
+                <w:color w:val="1C1E2E"/>
+                <w:sz w:val="19"/>
+              </w:rPr>
+              <w:t>contextual</w:t>
+            </w:r>
+            <w:r>
+              <w:rPr>
+                <w:rFonts w:ascii="Inter" w:hAnsi="Inter" w:cs="Inter"/>
+                <w:b w:val="0"/>
+                <w:i w:val="0"/>
+                <w:color w:val="1C1E2E"/>
+                <w:sz w:val="19"/>
+              </w:rPr>
+              <w:t>, no probatoria del servicio</w:t>
+            </w:r>
+          </w:p>
+        </w:tc>
+        <w:tc>
+          <w:tcPr>
+            <w:tcW w:type="dxa" w:w="2412"/>
+          </w:tcPr>
+          <w:p>
+            <w:pPr>
+              <w:spacing w:after="40"/>
+            </w:pPr>
+            <w:r/>
+            <w:r>
+              <w:rPr>
+                <w:rFonts w:ascii="Inter" w:hAnsi="Inter" w:cs="Inter"/>
+                <w:b w:val="0"/>
+                <w:i w:val="0"/>
+                <w:color w:val="1C1E2E"/>
+                <w:sz w:val="19"/>
+              </w:rPr>
+              <w:t>B.6</w:t>
+            </w:r>
+          </w:p>
+        </w:tc>
+        <w:tc>
+          <w:tcPr>
+            <w:tcW w:type="dxa" w:w="2412"/>
+          </w:tcPr>
+          <w:p>
+            <w:pPr>
+              <w:spacing w:after="40"/>
+            </w:pPr>
+            <w:r/>
+            <w:r>
+              <w:rPr>
+                <w:rFonts w:ascii="Inter" w:hAnsi="Inter" w:cs="Inter"/>
+                <w:b w:val="0"/>
+                <w:i w:val="0"/>
+                <w:color w:val="1C1E2E"/>
+                <w:sz w:val="19"/>
+              </w:rPr>
+              <w:t>☑</w:t>
             </w:r>
           </w:p>
         </w:tc>
@@ -4046,6 +4510,73 @@
           <w:color w:val="1C1E2E"/>
           <w:sz w:val="22"/>
         </w:rPr>
+        <w:t>Docencia en Venezuela: dos empleos, no uno.</w:t>
+      </w:r>
+      <w:r>
+        <w:rPr>
+          <w:rFonts w:ascii="Inter" w:hAnsi="Inter" w:cs="Inter"/>
+          <w:b w:val="0"/>
+          <w:i w:val="0"/>
+          <w:color w:val="1C1E2E"/>
+          <w:sz w:val="22"/>
+        </w:rPr>
+        <w:t xml:space="preserve"> Docencia universitaria en la UDO (1.568 h, 8 semestres) y docencia de aula en el Ministerio (12 años, 36 h semanales). Adjuntar la </w:t>
+      </w:r>
+      <w:r>
+        <w:rPr>
+          <w:rFonts w:ascii="Inter" w:hAnsi="Inter" w:cs="Inter"/>
+          <w:b/>
+          <w:i w:val="0"/>
+          <w:color w:val="1C1E2E"/>
+          <w:sz w:val="22"/>
+        </w:rPr>
+        <w:t>nota explicativa</w:t>
+      </w:r>
+      <w:r>
+        <w:rPr>
+          <w:rFonts w:ascii="Inter" w:hAnsi="Inter" w:cs="Inter"/>
+          <w:b w:val="0"/>
+          <w:i w:val="0"/>
+          <w:color w:val="1C1E2E"/>
+          <w:sz w:val="22"/>
+        </w:rPr>
+        <w:t xml:space="preserve"> de </w:t>
+      </w:r>
+      <w:r>
+        <w:rPr>
+          <w:rFonts w:ascii="Consolas" w:hAnsi="Consolas" w:cs="Consolas"/>
+          <w:b w:val="0"/>
+          <w:i w:val="0"/>
+          <w:color w:val="5B5F77"/>
+          <w:sz w:val="21"/>
+        </w:rPr>
+        <w:t>09-evidencia-docencia/</w:t>
+      </w:r>
+      <w:r>
+        <w:rPr>
+          <w:rFonts w:ascii="Inter" w:hAnsi="Inter" w:cs="Inter"/>
+          <w:b w:val="0"/>
+          <w:i w:val="0"/>
+          <w:color w:val="1C1E2E"/>
+          <w:sz w:val="22"/>
+        </w:rPr>
+        <w:t xml:space="preserve"> antes de los documentos DOC-16 y DOC-25 a DOC-28.</w:t>
+      </w:r>
+    </w:p>
+    <w:p>
+      <w:pPr>
+        <w:pStyle w:val="ListNumber"/>
+        <w:spacing w:after="60"/>
+        <w:ind w:left="403"/>
+      </w:pPr>
+      <w:r>
+        <w:rPr>
+          <w:rFonts w:ascii="Inter" w:hAnsi="Inter" w:cs="Inter"/>
+          <w:b/>
+          <w:i w:val="0"/>
+          <w:color w:val="1C1E2E"/>
+          <w:sz w:val="22"/>
+        </w:rPr>
         <w:t>Las dos becas, acreditadas.</w:t>
       </w:r>
       <w:r>
